--- a/publications/jarmanIndependentSentencingReview2025.docx
+++ b/publications/jarmanIndependentSentencingReview2025.docx
@@ -109,18 +109,18 @@
                 <wp:inline>
                   <wp:extent cx="152400" cy="152400"/>
                   <wp:effectExtent b="0" l="0" r="0" t="0"/>
-                  <wp:docPr descr="" title="" id="21" name="Picture"/>
+                  <wp:docPr descr="" title="" id="10" name="Picture"/>
                   <a:graphic>
                     <a:graphicData uri="http://schemas.openxmlformats.org/drawingml/2006/picture">
                       <pic:pic>
                         <pic:nvPicPr>
-                          <pic:cNvPr descr="C:\Users\ben\scoop\apps\quarto\current\share\formats\docx\note.png" id="22" name="Picture"/>
+                          <pic:cNvPr descr="C:\Users\bmhja\scoop\apps\quarto\current\share\formats\docx\note.png" id="11" name="Picture"/>
                           <pic:cNvPicPr>
                             <a:picLocks noChangeArrowheads="1" noChangeAspect="1"/>
                           </pic:cNvPicPr>
                         </pic:nvPicPr>
                         <pic:blipFill>
-                          <a:blip r:embed="rId20"/>
+                          <a:blip r:embed="rId9"/>
                           <a:stretch>
                             <a:fillRect/>
                           </a:stretch>
@@ -182,7 +182,7 @@
             <w:r>
               <w:t xml:space="preserve"> </w:t>
             </w:r>
-            <w:hyperlink r:id="rId23">
+            <w:hyperlink r:id="rId12">
               <w:r>
                 <w:rPr>
                   <w:rStyle w:val="Hyperlink"/>
@@ -203,7 +203,7 @@
         <w:br w:type="page"/>
       </w:r>
     </w:p>
-    <w:bookmarkStart w:id="43" w:name="executive-summary"/>
+    <w:bookmarkStart w:id="32" w:name="executive-summary"/>
     <w:p>
       <w:pPr>
         <w:pStyle w:val="Heading1"/>
@@ -246,7 +246,7 @@
       <w:r>
         <w:t xml:space="preserve"> </w:t>
       </w:r>
-      <w:hyperlink r:id="rId24">
+      <w:hyperlink r:id="rId13">
         <w:r>
           <w:rPr>
             <w:rStyle w:val="Hyperlink"/>
@@ -398,7 +398,7 @@
         <w:rPr>
           <w:rStyle w:val="FootnoteReference"/>
         </w:rPr>
-        <w:footnoteReference w:id="25"/>
+        <w:footnoteReference w:id="14"/>
       </w:r>
     </w:p>
     <w:p>
@@ -481,7 +481,7 @@
         <w:rPr>
           <w:rStyle w:val="FootnoteReference"/>
         </w:rPr>
-        <w:footnoteReference w:id="26"/>
+        <w:footnoteReference w:id="15"/>
       </w:r>
     </w:p>
     <w:p>
@@ -559,7 +559,7 @@
         <w:rPr>
           <w:rStyle w:val="FootnoteReference"/>
         </w:rPr>
-        <w:footnoteReference w:id="27"/>
+        <w:footnoteReference w:id="16"/>
       </w:r>
     </w:p>
     <w:p>
@@ -637,7 +637,7 @@
         <w:rPr>
           <w:rStyle w:val="FootnoteReference"/>
         </w:rPr>
-        <w:footnoteReference w:id="28"/>
+        <w:footnoteReference w:id="17"/>
       </w:r>
     </w:p>
     <w:p>
@@ -737,18 +737,18 @@
                 <wp:inline>
                   <wp:extent cx="152400" cy="152400"/>
                   <wp:effectExtent b="0" l="0" r="0" t="0"/>
-                  <wp:docPr descr="" title="" id="29" name="Picture"/>
+                  <wp:docPr descr="" title="" id="18" name="Picture"/>
                   <a:graphic>
                     <a:graphicData uri="http://schemas.openxmlformats.org/drawingml/2006/picture">
                       <pic:pic>
                         <pic:nvPicPr>
-                          <pic:cNvPr descr="C:\Users\ben\scoop\apps\quarto\current\share\formats\docx\note.png" id="30" name="Picture"/>
+                          <pic:cNvPr descr="C:\Users\bmhja\scoop\apps\quarto\current\share\formats\docx\note.png" id="19" name="Picture"/>
                           <pic:cNvPicPr>
                             <a:picLocks noChangeArrowheads="1" noChangeAspect="1"/>
                           </pic:cNvPicPr>
                         </pic:nvPicPr>
                         <pic:blipFill>
-                          <a:blip r:embed="rId20"/>
+                          <a:blip r:embed="rId9"/>
                           <a:stretch>
                             <a:fillRect/>
                           </a:stretch>
@@ -810,7 +810,7 @@
             <w:r>
               <w:t xml:space="preserve"> </w:t>
             </w:r>
-            <w:hyperlink r:id="rId31">
+            <w:hyperlink r:id="rId20">
               <w:r>
                 <w:rPr>
                   <w:rStyle w:val="Hyperlink"/>
@@ -840,7 +840,7 @@
             <w:r>
               <w:t xml:space="preserve"> </w:t>
             </w:r>
-            <w:hyperlink r:id="rId32">
+            <w:hyperlink r:id="rId21">
               <w:r>
                 <w:rPr>
                   <w:rStyle w:val="Hyperlink"/>
@@ -857,7 +857,7 @@
             <w:r>
               <w:t xml:space="preserve"> </w:t>
             </w:r>
-            <w:hyperlink r:id="rId33">
+            <w:hyperlink r:id="rId22">
               <w:r>
                 <w:rPr>
                   <w:rStyle w:val="Hyperlink"/>
@@ -882,7 +882,7 @@
             <w:r>
               <w:t xml:space="preserve"> </w:t>
             </w:r>
-            <w:hyperlink r:id="rId34">
+            <w:hyperlink r:id="rId23">
               <w:r>
                 <w:rPr>
                   <w:rStyle w:val="Hyperlink"/>
@@ -896,7 +896,7 @@
             <w:r>
               <w:t xml:space="preserve"> </w:t>
             </w:r>
-            <w:hyperlink r:id="rId35">
+            <w:hyperlink r:id="rId24">
               <w:r>
                 <w:rPr>
                   <w:rStyle w:val="Hyperlink"/>
@@ -913,7 +913,7 @@
             <w:r>
               <w:t xml:space="preserve"> </w:t>
             </w:r>
-            <w:hyperlink r:id="rId36">
+            <w:hyperlink r:id="rId25">
               <w:r>
                 <w:rPr>
                   <w:rStyle w:val="Hyperlink"/>
@@ -935,7 +935,7 @@
             <w:r>
               <w:t xml:space="preserve"> </w:t>
             </w:r>
-            <w:hyperlink r:id="rId37">
+            <w:hyperlink r:id="rId26">
               <w:r>
                 <w:rPr>
                   <w:rStyle w:val="Hyperlink"/>
@@ -954,7 +954,7 @@
             <w:r>
               <w:t xml:space="preserve"> </w:t>
             </w:r>
-            <w:hyperlink r:id="rId38">
+            <w:hyperlink r:id="rId27">
               <w:r>
                 <w:rPr>
                   <w:rStyle w:val="Hyperlink"/>
@@ -970,7 +970,7 @@
             <w:r>
               <w:t xml:space="preserve"> </w:t>
             </w:r>
-            <w:hyperlink r:id="rId39">
+            <w:hyperlink r:id="rId28">
               <w:r>
                 <w:rPr>
                   <w:rStyle w:val="Hyperlink"/>
@@ -995,7 +995,7 @@
             <w:r>
               <w:t xml:space="preserve"> </w:t>
             </w:r>
-            <w:hyperlink r:id="rId40">
+            <w:hyperlink r:id="rId29">
               <w:r>
                 <w:rPr>
                   <w:rStyle w:val="Hyperlink"/>
@@ -1023,7 +1023,7 @@
             <w:r>
               <w:t xml:space="preserve"> </w:t>
             </w:r>
-            <w:hyperlink r:id="rId41">
+            <w:hyperlink r:id="rId30">
               <w:r>
                 <w:rPr>
                   <w:rStyle w:val="Hyperlink"/>
@@ -1040,7 +1040,7 @@
             <w:r>
               <w:t xml:space="preserve"> </w:t>
             </w:r>
-            <w:hyperlink r:id="rId42">
+            <w:hyperlink r:id="rId31">
               <w:r>
                 <w:rPr>
                   <w:rStyle w:val="Hyperlink"/>
@@ -1061,8 +1061,8 @@
         <w:br w:type="page"/>
       </w:r>
     </w:p>
-    <w:bookmarkEnd w:id="43"/>
-    <w:bookmarkStart w:id="111" w:name="response"/>
+    <w:bookmarkEnd w:id="32"/>
+    <w:bookmarkStart w:id="100" w:name="response"/>
     <w:p>
       <w:pPr>
         <w:pStyle w:val="Heading1"/>
@@ -1071,7 +1071,7 @@
         <w:t xml:space="preserve">Response</w:t>
       </w:r>
     </w:p>
-    <w:bookmarkStart w:id="57" w:name="theme-1-history-and-trends-in-sentencing"/>
+    <w:bookmarkStart w:id="46" w:name="theme-1-history-and-trends-in-sentencing"/>
     <w:p>
       <w:pPr>
         <w:pStyle w:val="Heading2"/>
@@ -1121,18 +1121,18 @@
                 <wp:inline>
                   <wp:extent cx="152400" cy="152400"/>
                   <wp:effectExtent b="0" l="0" r="0" t="0"/>
-                  <wp:docPr descr="" title="" id="45" name="Picture"/>
+                  <wp:docPr descr="" title="" id="34" name="Picture"/>
                   <a:graphic>
                     <a:graphicData uri="http://schemas.openxmlformats.org/drawingml/2006/picture">
                       <pic:pic>
                         <pic:nvPicPr>
-                          <pic:cNvPr descr="C:\Users\ben\scoop\apps\quarto\current\share\formats\docx\tip.png" id="46" name="Picture"/>
+                          <pic:cNvPr descr="C:\Users\bmhja\scoop\apps\quarto\current\share\formats\docx\tip.png" id="35" name="Picture"/>
                           <pic:cNvPicPr>
                             <a:picLocks noChangeArrowheads="1" noChangeAspect="1"/>
                           </pic:cNvPicPr>
                         </pic:nvPicPr>
                         <pic:blipFill>
-                          <a:blip r:embed="rId44"/>
+                          <a:blip r:embed="rId33"/>
                           <a:stretch>
                             <a:fillRect/>
                           </a:stretch>
@@ -1196,7 +1196,7 @@
         </w:tc>
       </w:tr>
     </w:tbl>
-    <w:bookmarkStart w:id="50" w:name="key-points-and-recommendations"/>
+    <w:bookmarkStart w:id="39" w:name="key-points-and-recommendations"/>
     <w:p>
       <w:pPr>
         <w:pStyle w:val="Heading3"/>
@@ -1312,7 +1312,7 @@
         <w:t xml:space="preserve">These recommendations are based on the following evidence and analysis.</w:t>
       </w:r>
     </w:p>
-    <w:bookmarkStart w:id="47" w:name="X200d3ba898fc21af2e152820d61d4783c85d87a"/>
+    <w:bookmarkStart w:id="36" w:name="X200d3ba898fc21af2e152820d61d4783c85d87a"/>
     <w:p>
       <w:pPr>
         <w:pStyle w:val="Heading4"/>
@@ -1473,8 +1473,8 @@
         <w:t xml:space="preserve">Current crisis emerges from combined effects</w:t>
       </w:r>
     </w:p>
-    <w:bookmarkEnd w:id="47"/>
-    <w:bookmarkStart w:id="48" w:name="Xc10fd93388cd7f9bd0ecad0f7c8c59609fe7fb4"/>
+    <w:bookmarkEnd w:id="36"/>
+    <w:bookmarkStart w:id="37" w:name="Xc10fd93388cd7f9bd0ecad0f7c8c59609fe7fb4"/>
     <w:p>
       <w:pPr>
         <w:pStyle w:val="Heading4"/>
@@ -1539,8 +1539,8 @@
         <w:t xml:space="preserve">Progression pathways become unclear or inconsistent for many.</w:t>
       </w:r>
     </w:p>
-    <w:bookmarkEnd w:id="48"/>
-    <w:bookmarkStart w:id="49" w:name="looking-ahead"/>
+    <w:bookmarkEnd w:id="37"/>
+    <w:bookmarkStart w:id="38" w:name="looking-ahead"/>
     <w:p>
       <w:pPr>
         <w:pStyle w:val="Heading4"/>
@@ -1581,9 +1581,9 @@
         <w:t xml:space="preserve">The remainder of this section examines these points in greater detail, providing fuller evidence and analysis for each element of the summary above.</w:t>
       </w:r>
     </w:p>
-    <w:bookmarkEnd w:id="49"/>
-    <w:bookmarkEnd w:id="50"/>
-    <w:bookmarkStart w:id="56" w:name="X2a464fbfcd1765efc21bb5c8b960c98db2f3a64"/>
+    <w:bookmarkEnd w:id="38"/>
+    <w:bookmarkEnd w:id="39"/>
+    <w:bookmarkStart w:id="45" w:name="X2a464fbfcd1765efc21bb5c8b960c98db2f3a64"/>
     <w:p>
       <w:pPr>
         <w:pStyle w:val="Heading3"/>
@@ -1592,7 +1592,7 @@
         <w:t xml:space="preserve">Detailed response: the long-term drivers of capacity pressures</w:t>
       </w:r>
     </w:p>
-    <w:bookmarkStart w:id="51" w:name="long-term-drivers-of-population-growth"/>
+    <w:bookmarkStart w:id="40" w:name="long-term-drivers-of-population-growth"/>
     <w:p>
       <w:pPr>
         <w:pStyle w:val="Heading4"/>
@@ -1668,8 +1668,8 @@
         <w:t xml:space="preserve">An increasing number of sentences involving both an uncertain release date and a period of risk-assessed and conditional release, from which the prisoner may be recalled to custody.</w:t>
       </w:r>
     </w:p>
-    <w:bookmarkEnd w:id="51"/>
-    <w:bookmarkStart w:id="52" w:name="three-phases-of-growth-since-the-1990s"/>
+    <w:bookmarkEnd w:id="40"/>
+    <w:bookmarkStart w:id="41" w:name="three-phases-of-growth-since-the-1990s"/>
     <w:p>
       <w:pPr>
         <w:pStyle w:val="Heading4"/>
@@ -1756,8 +1756,8 @@
         <w:t xml:space="preserve">This analysis reveals how the current crisis emerges from the interaction of multiple systemic pressures, rather than from any single policy decision or trend. The combination of longer sentences, increased use of recall, and growth in the remand population have created particular challenges for the progression of longer-sentenced prisoners through the system. These pressures are especially acute for those serving sentences for serious offences, who often face unclear or inconsistent progression pathways. Understanding this context is crucial for developing reform proposals that address both immediate capacity pressures and longer-term structural challenges.</w:t>
       </w:r>
     </w:p>
-    <w:bookmarkEnd w:id="52"/>
-    <w:bookmarkStart w:id="53" w:name="Xe467233261f437f84cabf2d1b6642139ff97962"/>
+    <w:bookmarkEnd w:id="41"/>
+    <w:bookmarkStart w:id="42" w:name="Xe467233261f437f84cabf2d1b6642139ff97962"/>
     <w:p>
       <w:pPr>
         <w:pStyle w:val="Heading4"/>
@@ -1836,8 +1836,8 @@
         <w:t xml:space="preserve">This issue of sentence progression is addressed more fully under theme 6; the point here is that if long-term prisoners do not feel able to address their risk and progress, then this will add to population pressures, since their sentences delay their release if they are unwilling or unable to earn their release and reintegration.</w:t>
       </w:r>
     </w:p>
-    <w:bookmarkEnd w:id="53"/>
-    <w:bookmarkStart w:id="54" w:name="policy-implications"/>
+    <w:bookmarkEnd w:id="42"/>
+    <w:bookmarkStart w:id="43" w:name="policy-implications"/>
     <w:p>
       <w:pPr>
         <w:pStyle w:val="Heading4"/>
@@ -1927,8 +1927,8 @@
         <w:t xml:space="preserve">These considerations support the case for structured progression reform, particularly for those serving longer sentences. Such reform should aim to create clearer, more consistent progression pathways while maintaining appropriate public protection measures. This approach would address both immediate capacity pressures and longer-term systemic challenges identified in the historical analysis.</w:t>
       </w:r>
     </w:p>
-    <w:bookmarkEnd w:id="54"/>
-    <w:bookmarkStart w:id="55" w:name="X817f71303dfb517f7464b9f9deddf0b6315938d"/>
+    <w:bookmarkEnd w:id="43"/>
+    <w:bookmarkStart w:id="44" w:name="X817f71303dfb517f7464b9f9deddf0b6315938d"/>
     <w:p>
       <w:pPr>
         <w:pStyle w:val="Heading4"/>
@@ -2113,10 +2113,10 @@
         <w:t xml:space="preserve">door sentencing require attention, including for serious offences, we must consider how public opinion shapes the political feasibility of reform in this area.</w:t>
       </w:r>
     </w:p>
-    <w:bookmarkEnd w:id="55"/>
-    <w:bookmarkEnd w:id="56"/>
-    <w:bookmarkEnd w:id="57"/>
-    <w:bookmarkStart w:id="76" w:name="theme-2-structures"/>
+    <w:bookmarkEnd w:id="44"/>
+    <w:bookmarkEnd w:id="45"/>
+    <w:bookmarkEnd w:id="46"/>
+    <w:bookmarkStart w:id="65" w:name="theme-2-structures"/>
     <w:p>
       <w:pPr>
         <w:pStyle w:val="Heading2"/>
@@ -2166,18 +2166,18 @@
                 <wp:inline>
                   <wp:extent cx="152400" cy="152400"/>
                   <wp:effectExtent b="0" l="0" r="0" t="0"/>
-                  <wp:docPr descr="" title="" id="58" name="Picture"/>
+                  <wp:docPr descr="" title="" id="47" name="Picture"/>
                   <a:graphic>
                     <a:graphicData uri="http://schemas.openxmlformats.org/drawingml/2006/picture">
                       <pic:pic>
                         <pic:nvPicPr>
-                          <pic:cNvPr descr="C:\Users\ben\scoop\apps\quarto\current\share\formats\docx\tip.png" id="59" name="Picture"/>
+                          <pic:cNvPr descr="C:\Users\bmhja\scoop\apps\quarto\current\share\formats\docx\tip.png" id="48" name="Picture"/>
                           <pic:cNvPicPr>
                             <a:picLocks noChangeArrowheads="1" noChangeAspect="1"/>
                           </pic:cNvPicPr>
                         </pic:nvPicPr>
                         <pic:blipFill>
-                          <a:blip r:embed="rId44"/>
+                          <a:blip r:embed="rId33"/>
                           <a:stretch>
                             <a:fillRect/>
                           </a:stretch>
@@ -2241,7 +2241,7 @@
         </w:tc>
       </w:tr>
     </w:tbl>
-    <w:bookmarkStart w:id="63" w:name="key-points-and-recommendations-1"/>
+    <w:bookmarkStart w:id="52" w:name="key-points-and-recommendations-1"/>
     <w:p>
       <w:pPr>
         <w:pStyle w:val="Heading3"/>
@@ -2382,7 +2382,7 @@
         <w:t xml:space="preserve">Most effectively engaged through deliberative processes</w:t>
       </w:r>
     </w:p>
-    <w:bookmarkStart w:id="60" w:name="evidence-understanding-public-opinion"/>
+    <w:bookmarkStart w:id="49" w:name="evidence-understanding-public-opinion"/>
     <w:p>
       <w:pPr>
         <w:pStyle w:val="Heading4"/>
@@ -2579,8 +2579,8 @@
         <w:t xml:space="preserve">Focused on public protection more than punishment</w:t>
       </w:r>
     </w:p>
-    <w:bookmarkEnd w:id="60"/>
-    <w:bookmarkStart w:id="61" w:name="analysis-current-institutional-responses"/>
+    <w:bookmarkEnd w:id="49"/>
+    <w:bookmarkStart w:id="50" w:name="analysis-current-institutional-responses"/>
     <w:p>
       <w:pPr>
         <w:pStyle w:val="Heading4"/>
@@ -2705,8 +2705,8 @@
         <w:t xml:space="preserve">Third, existing consultation mechanisms may not effectively capture the complexity of countervailing views, nor enable the kind of informed deliberation that research suggests can lead to more nuanced policy preferences. The result is to contribute to a kind of ratchet whereby it is difficult to turn the clock back on penal excess.</w:t>
       </w:r>
     </w:p>
-    <w:bookmarkEnd w:id="61"/>
-    <w:bookmarkStart w:id="62" w:name="looking-ahead-1"/>
+    <w:bookmarkEnd w:id="50"/>
+    <w:bookmarkStart w:id="51" w:name="looking-ahead-1"/>
     <w:p>
       <w:pPr>
         <w:pStyle w:val="Heading4"/>
@@ -2883,9 +2883,9 @@
         <w:t xml:space="preserve">The remainder of this section examines these points in greater detail, providing fuller evidence and analysis for each element of the argument presented above.</w:t>
       </w:r>
     </w:p>
-    <w:bookmarkEnd w:id="62"/>
-    <w:bookmarkEnd w:id="63"/>
-    <w:bookmarkStart w:id="75" w:name="X451b75f446ddbdd9a608b9a8220fa95eada3fd3"/>
+    <w:bookmarkEnd w:id="51"/>
+    <w:bookmarkEnd w:id="52"/>
+    <w:bookmarkStart w:id="64" w:name="X451b75f446ddbdd9a608b9a8220fa95eada3fd3"/>
     <w:p>
       <w:pPr>
         <w:pStyle w:val="Heading3"/>
@@ -2943,16 +2943,7 @@
         <w:t xml:space="preserve">“structures”</w:t>
       </w:r>
       <w:r>
-        <w:t xml:space="preserve">), however, there is just one oblique reference to the public, when the call invites respondents to</w:t>
-      </w:r>
-      <w:r>
-        <w:t xml:space="preserve"> </w:t>
-      </w:r>
-      <w:r>
-        <w:t xml:space="preserve">“consider […] how external campaigns influence policy”</w:t>
-      </w:r>
-      <w:r>
-        <w:t xml:space="preserve">.</w:t>
+        <w:t xml:space="preserve">), however, there is just one oblique reference to the public, when the call invites respondents to “consider […] how external campaigns influence policy”.</w:t>
       </w:r>
     </w:p>
     <w:p>
@@ -2960,19 +2951,7 @@
         <w:pStyle w:val="BodyText"/>
       </w:pPr>
       <w:r>
-        <w:t xml:space="preserve">These references imply, subtly, that</w:t>
-      </w:r>
-      <w:r>
-        <w:t xml:space="preserve"> </w:t>
-      </w:r>
-      <w:r>
-        <w:t xml:space="preserve">“the public”</w:t>
-      </w:r>
-      <w:r>
-        <w:t xml:space="preserve"> </w:t>
-      </w:r>
-      <w:r>
-        <w:t xml:space="preserve">may be assumed to favour sentences which i) protect them against crime, and which ii) are</w:t>
+        <w:t xml:space="preserve">These references imply, subtly, that “the public” may be assumed to favour sentences which i) protect them against crime, and which ii) are</w:t>
       </w:r>
       <w:r>
         <w:t xml:space="preserve"> </w:t>
@@ -2987,7 +2966,7 @@
         <w:t xml:space="preserve">and punitive. In fact, however, public opinion on sentencing is complex and nuanced. Only the first assumption finds strong and unambiguous support from the available evidence. Yet the Review’s call for evidence makes few references to public opinion, more broadly, about the aims of sentencing, which seems to me like an omission.</w:t>
       </w:r>
     </w:p>
-    <w:bookmarkStart w:id="64" w:name="public-understanding-of-sentencing"/>
+    <w:bookmarkStart w:id="53" w:name="public-understanding-of-sentencing"/>
     <w:p>
       <w:pPr>
         <w:pStyle w:val="Heading4"/>
@@ -3200,8 +3179,8 @@
         <w:t xml:space="preserve">.</w:t>
       </w:r>
     </w:p>
-    <w:bookmarkEnd w:id="64"/>
-    <w:bookmarkStart w:id="65" w:name="how-information-affects-public-views"/>
+    <w:bookmarkEnd w:id="53"/>
+    <w:bookmarkStart w:id="54" w:name="how-information-affects-public-views"/>
     <w:p>
       <w:pPr>
         <w:pStyle w:val="Heading4"/>
@@ -3274,8 +3253,8 @@
         <w:t xml:space="preserve">was rehabilitation (chosen by 19%), though over half of respondents did not believe that prisons were delivering that aim effectively [8].</w:t>
       </w:r>
     </w:p>
-    <w:bookmarkEnd w:id="65"/>
-    <w:bookmarkStart w:id="68" w:name="the-instability-of-public-opinion"/>
+    <w:bookmarkEnd w:id="54"/>
+    <w:bookmarkStart w:id="57" w:name="the-instability-of-public-opinion"/>
     <w:p>
       <w:pPr>
         <w:pStyle w:val="Heading4"/>
@@ -3367,7 +3346,7 @@
         <w:rPr>
           <w:rStyle w:val="FootnoteReference"/>
         </w:rPr>
-        <w:footnoteReference w:id="66"/>
+        <w:footnoteReference w:id="55"/>
       </w:r>
       <w:r>
         <w:t xml:space="preserve"> </w:t>
@@ -3418,16 +3397,7 @@
         <w:t xml:space="preserve">even within the same individual</w:t>
       </w:r>
       <w:r>
-        <w:t xml:space="preserve">, and sentencing preferences may be responsive to extraneous factors, such as the respondent’s mood. This, the authors of the study suggest, favours an approach to penalty-setting which takes public opinion on punishment as a</w:t>
-      </w:r>
-      <w:r>
-        <w:t xml:space="preserve"> </w:t>
-      </w:r>
-      <w:r>
-        <w:t xml:space="preserve">“valued beginning”</w:t>
-      </w:r>
-      <w:r>
-        <w:t xml:space="preserve">, but does not treat it as the only relevant consideration</w:t>
+        <w:t xml:space="preserve">, and sentencing preferences may be responsive to extraneous factors, such as the respondent’s mood. This, the authors of the study suggest, favours an approach to penalty-setting which takes public opinion on punishment as a “valued beginning”, but does not treat it as the only relevant consideration</w:t>
       </w:r>
       <w:r>
         <w:t xml:space="preserve"> </w:t>
@@ -3464,7 +3434,7 @@
         <w:rPr>
           <w:rStyle w:val="FootnoteReference"/>
         </w:rPr>
-        <w:footnoteReference w:id="67"/>
+        <w:footnoteReference w:id="56"/>
       </w:r>
       <w:r>
         <w:t xml:space="preserve"> </w:t>
@@ -3473,8 +3443,8 @@
         <w:t xml:space="preserve">There is no obvious reason to suppose that the UK public would depart from this pattern.</w:t>
       </w:r>
     </w:p>
-    <w:bookmarkEnd w:id="68"/>
-    <w:bookmarkStart w:id="71" w:name="the-role-of-public-campaigns"/>
+    <w:bookmarkEnd w:id="57"/>
+    <w:bookmarkStart w:id="60" w:name="the-role-of-public-campaigns"/>
     <w:p>
       <w:pPr>
         <w:pStyle w:val="Heading4"/>
@@ -3590,7 +3560,7 @@
         <w:rPr>
           <w:rStyle w:val="FootnoteReference"/>
         </w:rPr>
-        <w:footnoteReference w:id="69"/>
+        <w:footnoteReference w:id="58"/>
       </w:r>
       <w:r>
         <w:t xml:space="preserve"> </w:t>
@@ -3628,7 +3598,7 @@
         <w:rPr>
           <w:rStyle w:val="FootnoteReference"/>
         </w:rPr>
-        <w:footnoteReference w:id="70"/>
+        <w:footnoteReference w:id="59"/>
       </w:r>
       <w:r>
         <w:t xml:space="preserve"> </w:t>
@@ -3661,8 +3631,8 @@
         <w:t xml:space="preserve">This analysis of public opinion and campaigns reveals significant tensions in how democratic legitimacy is operationalised in sentencing policy. The evidence suggests that public views on sentencing are more complex and potentially less punitive than often assumed, particularly when better informed. Yet the institutional mechanisms through which public opinion typically influences policy tend to amplify more punitive voices, creating a subtle bias toward increased severity. This raises questions about how sentencing institutions might better reflect the nuanced reality of public opinion while maintaining democratic accountability.</w:t>
       </w:r>
     </w:p>
-    <w:bookmarkEnd w:id="71"/>
-    <w:bookmarkStart w:id="72" w:name="policy-implications-1"/>
+    <w:bookmarkEnd w:id="60"/>
+    <w:bookmarkStart w:id="61" w:name="policy-implications-1"/>
     <w:p>
       <w:pPr>
         <w:pStyle w:val="Heading4"/>
@@ -3759,8 +3729,8 @@
         <w:t xml:space="preserve">More systematic collection of evidence about public attitudes to sentencing</w:t>
       </w:r>
     </w:p>
-    <w:bookmarkEnd w:id="72"/>
-    <w:bookmarkStart w:id="73" w:name="X3ed3265e225dbefa46380e320510a6ac9b8e10d"/>
+    <w:bookmarkEnd w:id="61"/>
+    <w:bookmarkStart w:id="62" w:name="X3ed3265e225dbefa46380e320510a6ac9b8e10d"/>
     <w:p>
       <w:pPr>
         <w:pStyle w:val="Heading4"/>
@@ -4049,8 +4019,8 @@
         <w:t xml:space="preserve">The evidence about public opinion presented above suggests scope for a more nuanced approach to sentencing serious offences than the current bifurcated framework permits.</w:t>
       </w:r>
     </w:p>
-    <w:bookmarkEnd w:id="73"/>
-    <w:bookmarkStart w:id="74" w:name="implementation-considerations"/>
+    <w:bookmarkEnd w:id="62"/>
+    <w:bookmarkStart w:id="63" w:name="implementation-considerations"/>
     <w:p>
       <w:pPr>
         <w:pStyle w:val="Heading4"/>
@@ -4255,10 +4225,10 @@
         <w:t xml:space="preserve">These implementation challenges are significant but not insurmountable. The evidence presented above suggests that addressing them would yield substantial benefits in terms of both public confidence and system effectiveness.</w:t>
       </w:r>
     </w:p>
-    <w:bookmarkEnd w:id="74"/>
-    <w:bookmarkEnd w:id="75"/>
-    <w:bookmarkEnd w:id="76"/>
-    <w:bookmarkStart w:id="93" w:name="theme-5-custodial-sentences"/>
+    <w:bookmarkEnd w:id="63"/>
+    <w:bookmarkEnd w:id="64"/>
+    <w:bookmarkEnd w:id="65"/>
+    <w:bookmarkStart w:id="82" w:name="theme-5-custodial-sentences"/>
     <w:p>
       <w:pPr>
         <w:pStyle w:val="Heading2"/>
@@ -4308,18 +4278,18 @@
                 <wp:inline>
                   <wp:extent cx="152400" cy="152400"/>
                   <wp:effectExtent b="0" l="0" r="0" t="0"/>
-                  <wp:docPr descr="" title="" id="77" name="Picture"/>
+                  <wp:docPr descr="" title="" id="66" name="Picture"/>
                   <a:graphic>
                     <a:graphicData uri="http://schemas.openxmlformats.org/drawingml/2006/picture">
                       <pic:pic>
                         <pic:nvPicPr>
-                          <pic:cNvPr descr="C:\Users\ben\scoop\apps\quarto\current\share\formats\docx\tip.png" id="78" name="Picture"/>
+                          <pic:cNvPr descr="C:\Users\bmhja\scoop\apps\quarto\current\share\formats\docx\tip.png" id="67" name="Picture"/>
                           <pic:cNvPicPr>
                             <a:picLocks noChangeArrowheads="1" noChangeAspect="1"/>
                           </pic:cNvPicPr>
                         </pic:nvPicPr>
                         <pic:blipFill>
-                          <a:blip r:embed="rId44"/>
+                          <a:blip r:embed="rId33"/>
                           <a:stretch>
                             <a:fillRect/>
                           </a:stretch>
@@ -4383,7 +4353,7 @@
         </w:tc>
       </w:tr>
     </w:tbl>
-    <w:bookmarkStart w:id="82" w:name="key-points-and-recommendations-2"/>
+    <w:bookmarkStart w:id="71" w:name="key-points-and-recommendations-2"/>
     <w:p>
       <w:pPr>
         <w:pStyle w:val="Heading3"/>
@@ -4457,7 +4427,7 @@
         <w:t xml:space="preserve">These recommendations emerge from evidence showing systematic limitations in current approaches to risk assessment and sentence progression.</w:t>
       </w:r>
     </w:p>
-    <w:bookmarkStart w:id="79" w:name="X649c243f10d0d2f53805bf42cfc6653d630390f"/>
+    <w:bookmarkStart w:id="68" w:name="X649c243f10d0d2f53805bf42cfc6653d630390f"/>
     <w:p>
       <w:pPr>
         <w:pStyle w:val="Heading4"/>
@@ -4471,31 +4441,7 @@
         <w:pStyle w:val="FirstParagraph"/>
       </w:pPr>
       <w:r>
-        <w:t xml:space="preserve">Current arrangements for assessing risk in serious cases face several systematic challenges. First, violence risk assessment, like any prediction of rare events, involves significant uncertainty. Both</w:t>
-      </w:r>
-      <w:r>
-        <w:t xml:space="preserve"> </w:t>
-      </w:r>
-      <w:r>
-        <w:t xml:space="preserve">“false positives”</w:t>
-      </w:r>
-      <w:r>
-        <w:t xml:space="preserve"> </w:t>
-      </w:r>
-      <w:r>
-        <w:t xml:space="preserve">and</w:t>
-      </w:r>
-      <w:r>
-        <w:t xml:space="preserve"> </w:t>
-      </w:r>
-      <w:r>
-        <w:t xml:space="preserve">“false negatives”</w:t>
-      </w:r>
-      <w:r>
-        <w:t xml:space="preserve"> </w:t>
-      </w:r>
-      <w:r>
-        <w:t xml:space="preserve">are difficult to identify at the individual level, but the second category—those denied progression unnecessarily—is likely far larger.</w:t>
+        <w:t xml:space="preserve">Current arrangements for assessing risk in serious cases face several systematic challenges. First, violence risk assessment, like any prediction of rare events, involves significant uncertainty. Both “false positives” and “false negatives” are difficult to identify at the individual level, but the second category—those denied progression unnecessarily—is likely far larger.</w:t>
       </w:r>
     </w:p>
     <w:p>
@@ -4506,8 +4452,8 @@
         <w:t xml:space="preserve">The caution underpinning this approach is understandable given public concerns, but creates practical difficulties. It keeps many people in prison whose real risk to the public may be overstated, straining operational resources and potentially undermining sentence effectiveness. This outcome systematically affects agencies responsible for sentence administration and public protection, and creates particular challenges around access to rehabilitative interventions.</w:t>
       </w:r>
     </w:p>
-    <w:bookmarkEnd w:id="79"/>
-    <w:bookmarkStart w:id="80" w:name="Xc27a6ede46ebf8cc626de37032d589c56540bce"/>
+    <w:bookmarkEnd w:id="68"/>
+    <w:bookmarkStart w:id="69" w:name="Xc27a6ede46ebf8cc626de37032d589c56540bce"/>
     <w:p>
       <w:pPr>
         <w:pStyle w:val="Heading4"/>
@@ -4560,8 +4506,8 @@
         <w:t xml:space="preserve">if they created clearer and more transparent frameworks for recognising and evidencing personal change; if they established better opportunities for victim-prisoner dialogue where appropriate; and if they ensured that progression frameworks maintained accountability while avoiding purely adversarial dynamics.</w:t>
       </w:r>
     </w:p>
-    <w:bookmarkEnd w:id="80"/>
-    <w:bookmarkStart w:id="81" w:name="looking-ahead-2"/>
+    <w:bookmarkEnd w:id="69"/>
+    <w:bookmarkStart w:id="70" w:name="looking-ahead-2"/>
     <w:p>
       <w:pPr>
         <w:pStyle w:val="Heading4"/>
@@ -4775,9 +4721,9 @@
         <w:t xml:space="preserve">These recommendations would be challenging to implement, but the challenges should be weighed against potential benefits, including more effective use of prison places, enhanced institutional legitimacy, and improved outcomes for both victims and prisoners.</w:t>
       </w:r>
     </w:p>
-    <w:bookmarkEnd w:id="81"/>
-    <w:bookmarkEnd w:id="82"/>
-    <w:bookmarkStart w:id="92" w:name="X3cd6cde43b263d1a67698bcda364bffc55ec3b1"/>
+    <w:bookmarkEnd w:id="70"/>
+    <w:bookmarkEnd w:id="71"/>
+    <w:bookmarkStart w:id="81" w:name="X3cd6cde43b263d1a67698bcda364bffc55ec3b1"/>
     <w:p>
       <w:pPr>
         <w:pStyle w:val="Heading3"/>
@@ -4794,7 +4740,7 @@
         <w:t xml:space="preserve">The remainder of this section examines these points in greater detail, with particular attention to how current approaches to risk assessment create systematic challenges for sentence effectiveness. This analysis begins by examining the broader context of how serious offending is dealt with in the sentencing framework.</w:t>
       </w:r>
     </w:p>
-    <w:bookmarkStart w:id="83" w:name="the-bifurcated-approach-to-sentencing"/>
+    <w:bookmarkStart w:id="72" w:name="the-bifurcated-approach-to-sentencing"/>
     <w:p>
       <w:pPr>
         <w:pStyle w:val="Heading4"/>
@@ -4817,16 +4763,19 @@
         <w:t xml:space="preserve">“bifurcated”</w:t>
       </w:r>
       <w:r>
-        <w:t xml:space="preserve">, in that it</w:t>
-      </w:r>
-      <w:r>
-        <w:t xml:space="preserve"> </w:t>
-      </w:r>
-      <w:r>
-        <w:t xml:space="preserve">“distinguishes between the treatment of”</w:t>
-      </w:r>
-      <w:r>
-        <w:t xml:space="preserve">dangerous” violent and sexual offenders, and those</w:t>
+        <w:t xml:space="preserve">, in that it “distinguishes between the treatment of</w:t>
+      </w:r>
+      <w:r>
+        <w:t xml:space="preserve"> </w:t>
+      </w:r>
+      <w:r>
+        <w:t xml:space="preserve">“dangerous”</w:t>
+      </w:r>
+      <w:r>
+        <w:t xml:space="preserve"> </w:t>
+      </w:r>
+      <w:r>
+        <w:t xml:space="preserve">violent and sexual offenders, and those</w:t>
       </w:r>
       <w:r>
         <w:t xml:space="preserve"> </w:t>
@@ -4861,13 +4810,7 @@
         <w:t xml:space="preserve"> </w:t>
       </w:r>
       <w:r>
-        <w:t xml:space="preserve">(p. 140). As well as being subject to the ratcheting of penalties described above, it typically also subjects the first group to</w:t>
-      </w:r>
-      <w:r>
-        <w:t xml:space="preserve"> </w:t>
-      </w:r>
-      <w:r>
-        <w:t xml:space="preserve">“an increasingly prohibitive system of discretionary decision-making, couched in the language of risk, dangerousness and public protection”</w:t>
+        <w:t xml:space="preserve">(p. 140). As well as being subject to the ratcheting of penalties described above, it typically also subjects the first group to “an increasingly prohibitive system of discretionary decision-making, couched in the language of risk, dangerousness and public protection”</w:t>
       </w:r>
       <w:r>
         <w:t xml:space="preserve"> </w:t>
@@ -4905,8 +4848,8 @@
         <w:t xml:space="preserve">offenders, it uses non-custodial sanctions or determinate prison sentences qualifying for automatic release. The aim is to accelerate this group’s progression through the system, or to divert them from custody altogether.</w:t>
       </w:r>
     </w:p>
-    <w:bookmarkEnd w:id="83"/>
-    <w:bookmarkStart w:id="84" w:name="Xbd1c832bfa211991e617e5c0f5b3ffe538a7402"/>
+    <w:bookmarkEnd w:id="72"/>
+    <w:bookmarkStart w:id="73" w:name="Xbd1c832bfa211991e617e5c0f5b3ffe538a7402"/>
     <w:p>
       <w:pPr>
         <w:pStyle w:val="Heading4"/>
@@ -4951,8 +4894,8 @@
         <w:t xml:space="preserve">necessary to protect the public, than are released when it would have been.</w:t>
       </w:r>
     </w:p>
-    <w:bookmarkEnd w:id="84"/>
-    <w:bookmarkStart w:id="85" w:name="X9c748fe88299d6f4b0f4e0db09990b9b5342ac7"/>
+    <w:bookmarkEnd w:id="73"/>
+    <w:bookmarkStart w:id="74" w:name="X9c748fe88299d6f4b0f4e0db09990b9b5342ac7"/>
     <w:p>
       <w:pPr>
         <w:pStyle w:val="Heading4"/>
@@ -4998,20 +4941,11 @@
         <w:t xml:space="preserve"> </w:t>
       </w:r>
       <w:r>
-        <w:t xml:space="preserve">offenders differently from others, while also relying on a risk assessment system which inherently tends to overestimate risk. It creates significant pressure not just on prisons, but on every agency involved in managing sentences and protecting the public. It adds to demand for accredited rehabilitative and risk-reducing interventions (since the structure of parole release sentences implies that rehabilitation must be credentialled and</w:t>
-      </w:r>
-      <w:r>
-        <w:t xml:space="preserve"> </w:t>
-      </w:r>
-      <w:r>
-        <w:t xml:space="preserve">‘evidence-based’</w:t>
-      </w:r>
-      <w:r>
-        <w:t xml:space="preserve">), which in turn results in the rationing and demand management of these interventions. This situation has become the context for many of the difficulties with sentence progression described in the following section.</w:t>
-      </w:r>
-    </w:p>
-    <w:bookmarkEnd w:id="85"/>
-    <w:bookmarkStart w:id="86" w:name="problems-with-current-assumptions"/>
+        <w:t xml:space="preserve">offenders differently from others, while also relying on a risk assessment system which inherently tends to overestimate risk. It creates significant pressure not just on prisons, but on every agency involved in managing sentences and protecting the public. It adds to demand for accredited rehabilitative and risk-reducing interventions (since the structure of parole release sentences implies that rehabilitation must be credentialled and ‘evidence-based’), which in turn results in the rationing and demand management of these interventions. This situation has become the context for many of the difficulties with sentence progression described in the following section.</w:t>
+      </w:r>
+    </w:p>
+    <w:bookmarkEnd w:id="74"/>
+    <w:bookmarkStart w:id="75" w:name="problems-with-current-assumptions"/>
     <w:p>
       <w:pPr>
         <w:pStyle w:val="Heading4"/>
@@ -5080,8 +5014,8 @@
         <w:t xml:space="preserve">These systematic limitations of risk-based decision-making raise fundamental questions about how institutions might better balance public protection with other statutory sentencing aims. The evidence suggests that current arrangements systematically privilege certain forms of knowledge about risk over others, potentially obscuring important evidence of change and development during sentences. This approach to risk affects both how prisoners and victims experience sentences, and how we might better structure progression pathways.</w:t>
       </w:r>
     </w:p>
-    <w:bookmarkEnd w:id="86"/>
-    <w:bookmarkStart w:id="88" w:name="Xe90d8a860c1e2abbc59421c0f28decfcb3a23da"/>
+    <w:bookmarkEnd w:id="75"/>
+    <w:bookmarkStart w:id="77" w:name="Xe90d8a860c1e2abbc59421c0f28decfcb3a23da"/>
     <w:p>
       <w:pPr>
         <w:pStyle w:val="Heading4"/>
@@ -5124,7 +5058,7 @@
         <w:rPr>
           <w:rStyle w:val="FootnoteReference"/>
         </w:rPr>
-        <w:footnoteReference w:id="87"/>
+        <w:footnoteReference w:id="76"/>
       </w:r>
     </w:p>
     <w:p>
@@ -5164,8 +5098,8 @@
         <w:t xml:space="preserve">group is justified, but so too is an attempt to correct for the systematic bias against their progression and release. This should take the form of efforts to recognise and incentivise progression by those serving extended and indeterminate sentences who demonstrate a willingness to develop themselves. The most effective incentive, albeit one which is remote for many, is the prospect of earlier progression and release from prison. This could be achieved either by linking personal development goals to the parole eligibility date, or by permitting an increased (and earlier) use of open conditions as an incentive.</w:t>
       </w:r>
     </w:p>
-    <w:bookmarkEnd w:id="88"/>
-    <w:bookmarkStart w:id="89" w:name="X7366179d1b82092d5959adb5e6e2ce60fdf4f62"/>
+    <w:bookmarkEnd w:id="77"/>
+    <w:bookmarkStart w:id="78" w:name="X7366179d1b82092d5959adb5e6e2ce60fdf4f62"/>
     <w:p>
       <w:pPr>
         <w:pStyle w:val="Heading4"/>
@@ -5298,8 +5232,8 @@
         <w:t xml:space="preserve">(pp. 55-58) makes particularly relevant observations about institutional barriers to making amends, and about how structured opportunities for victim-prisoner dialogue might help bridge perspective gaps. These findings informed the Commission’s recommendation 5, which has direct relevance for how progression might be reformed.</w:t>
       </w:r>
     </w:p>
-    <w:bookmarkEnd w:id="89"/>
-    <w:bookmarkStart w:id="90" w:name="policy-implications-2"/>
+    <w:bookmarkEnd w:id="78"/>
+    <w:bookmarkStart w:id="79" w:name="policy-implications-2"/>
     <w:p>
       <w:pPr>
         <w:pStyle w:val="Heading4"/>
@@ -5361,8 +5295,8 @@
         <w:t xml:space="preserve">Third, the evidence about prisoner-victim perspectives suggests potential for approaches which better serve both groups’ interests, without assuming that they must be antagonistic. This might include enhanced opportunities for dialogue; better communication about progression decisions; clearer links between personal development and progression; and more sophisticated approaches to evidencing reform.</w:t>
       </w:r>
     </w:p>
-    <w:bookmarkEnd w:id="90"/>
-    <w:bookmarkStart w:id="91" w:name="implementation-considerations-1"/>
+    <w:bookmarkEnd w:id="79"/>
+    <w:bookmarkStart w:id="80" w:name="implementation-considerations-1"/>
     <w:p>
       <w:pPr>
         <w:pStyle w:val="Heading4"/>
@@ -5623,10 +5557,10 @@
         <w:t xml:space="preserve">Successful implementation would require sustained commitment but could yield substantial improvements in both system effectiveness and individual outcomes, as well as potentially reducing prison population pressures.</w:t>
       </w:r>
     </w:p>
-    <w:bookmarkEnd w:id="91"/>
-    <w:bookmarkEnd w:id="92"/>
-    <w:bookmarkEnd w:id="93"/>
-    <w:bookmarkStart w:id="110" w:name="Xcaaa2741ce6b105960bda82e2e79d4084087343"/>
+    <w:bookmarkEnd w:id="80"/>
+    <w:bookmarkEnd w:id="81"/>
+    <w:bookmarkEnd w:id="82"/>
+    <w:bookmarkStart w:id="99" w:name="Xcaaa2741ce6b105960bda82e2e79d4084087343"/>
     <w:p>
       <w:pPr>
         <w:pStyle w:val="Heading2"/>
@@ -5676,18 +5610,18 @@
                 <wp:inline>
                   <wp:extent cx="152400" cy="152400"/>
                   <wp:effectExtent b="0" l="0" r="0" t="0"/>
-                  <wp:docPr descr="" title="" id="94" name="Picture"/>
+                  <wp:docPr descr="" title="" id="83" name="Picture"/>
                   <a:graphic>
                     <a:graphicData uri="http://schemas.openxmlformats.org/drawingml/2006/picture">
                       <pic:pic>
                         <pic:nvPicPr>
-                          <pic:cNvPr descr="C:\Users\ben\scoop\apps\quarto\current\share\formats\docx\tip.png" id="95" name="Picture"/>
+                          <pic:cNvPr descr="C:\Users\bmhja\scoop\apps\quarto\current\share\formats\docx\tip.png" id="84" name="Picture"/>
                           <pic:cNvPicPr>
                             <a:picLocks noChangeArrowheads="1" noChangeAspect="1"/>
                           </pic:cNvPicPr>
                         </pic:nvPicPr>
                         <pic:blipFill>
-                          <a:blip r:embed="rId44"/>
+                          <a:blip r:embed="rId33"/>
                           <a:stretch>
                             <a:fillRect/>
                           </a:stretch>
@@ -5751,7 +5685,7 @@
         </w:tc>
       </w:tr>
     </w:tbl>
-    <w:bookmarkStart w:id="99" w:name="key-points-and-recommendations-3"/>
+    <w:bookmarkStart w:id="88" w:name="key-points-and-recommendations-3"/>
     <w:p>
       <w:pPr>
         <w:pStyle w:val="Heading3"/>
@@ -5873,7 +5807,7 @@
         <w:t xml:space="preserve">Administrative complexity often undermines the effectiveness of progression schemes</w:t>
       </w:r>
     </w:p>
-    <w:bookmarkStart w:id="96" w:name="X01341ce267ad2f010d60d571dd3a78cfbee5c37"/>
+    <w:bookmarkStart w:id="85" w:name="X01341ce267ad2f010d60d571dd3a78cfbee5c37"/>
     <w:p>
       <w:pPr>
         <w:pStyle w:val="Heading4"/>
@@ -6042,8 +5976,8 @@
         <w:t xml:space="preserve">Both systems offer insights relevant to UK reform while highlighting implementation challenges that must be addressed.</w:t>
       </w:r>
     </w:p>
-    <w:bookmarkEnd w:id="96"/>
-    <w:bookmarkStart w:id="97" w:name="analysis-key-considerations-for-reform"/>
+    <w:bookmarkEnd w:id="85"/>
+    <w:bookmarkStart w:id="86" w:name="analysis-key-considerations-for-reform"/>
     <w:p>
       <w:pPr>
         <w:pStyle w:val="Heading4"/>
@@ -6240,8 +6174,8 @@
         <w:t xml:space="preserve">Regular evaluation of outcomes is necessary</w:t>
       </w:r>
     </w:p>
-    <w:bookmarkEnd w:id="97"/>
-    <w:bookmarkStart w:id="98" w:name="looking-ahead-3"/>
+    <w:bookmarkEnd w:id="86"/>
+    <w:bookmarkStart w:id="87" w:name="looking-ahead-3"/>
     <w:p>
       <w:pPr>
         <w:pStyle w:val="Heading4"/>
@@ -6454,9 +6388,9 @@
         <w:t xml:space="preserve">The remainder of this section examines these points in greater detail, providing fuller evidence and analysis to support the summary presented above.</w:t>
       </w:r>
     </w:p>
-    <w:bookmarkEnd w:id="98"/>
-    <w:bookmarkEnd w:id="99"/>
-    <w:bookmarkStart w:id="109" w:name="X4552db4e114347c7821fb3bd6f588abc7da8856"/>
+    <w:bookmarkEnd w:id="87"/>
+    <w:bookmarkEnd w:id="88"/>
+    <w:bookmarkStart w:id="98" w:name="X4552db4e114347c7821fb3bd6f588abc7da8856"/>
     <w:p>
       <w:pPr>
         <w:pStyle w:val="Heading3"/>
@@ -6465,7 +6399,7 @@
         <w:t xml:space="preserve">Detailed response: different approaches to sentence-based incentives</w:t>
       </w:r>
     </w:p>
-    <w:bookmarkStart w:id="101" w:name="background-and-scope"/>
+    <w:bookmarkStart w:id="90" w:name="background-and-scope"/>
     <w:p>
       <w:pPr>
         <w:pStyle w:val="Heading4"/>
@@ -6505,7 +6439,7 @@
         <w:rPr>
           <w:rStyle w:val="FootnoteReference"/>
         </w:rPr>
-        <w:footnoteReference w:id="100"/>
+        <w:footnoteReference w:id="89"/>
       </w:r>
       <w:r>
         <w:t xml:space="preserve"> </w:t>
@@ -6522,8 +6456,8 @@
         <w:t xml:space="preserve">This section does not make substantive recommendations, but instead comments on some considerations which any reform examining the use of sentence-based incentives should consider.</w:t>
       </w:r>
     </w:p>
-    <w:bookmarkEnd w:id="101"/>
-    <w:bookmarkStart w:id="102" w:name="X471cc337e932a8aed2a590dec1f792141ebe19d"/>
+    <w:bookmarkEnd w:id="90"/>
+    <w:bookmarkStart w:id="91" w:name="X471cc337e932a8aed2a590dec1f792141ebe19d"/>
     <w:p>
       <w:pPr>
         <w:pStyle w:val="Heading4"/>
@@ -6584,8 +6518,8 @@
         <w:t xml:space="preserve">However, designing incentive schemes is a complex matter, complicated by the fact that strong incentives can generate behaviour which seeks the incentive, rather than the deeper change which the incentive aims to reward. Compliant behaviour is difficult to interpret, and strong incentives exacerbate the problem. People’s reasons for complying may vary between individuals (and within individuals over time). All of this means that incentives schemes need to be structured and designed with care, and some consideration of international examples may be useful. The Review’s call for evidence refers specifically to the use of sentence credits schemes in the United States; the following subsections examine this approach, as well as a contrasting system used in Brazil.</w:t>
       </w:r>
     </w:p>
-    <w:bookmarkEnd w:id="102"/>
-    <w:bookmarkStart w:id="105" w:name="X89b2015a8c48c4b1193af03488e34614940b55b"/>
+    <w:bookmarkEnd w:id="91"/>
+    <w:bookmarkStart w:id="94" w:name="X89b2015a8c48c4b1193af03488e34614940b55b"/>
     <w:p>
       <w:pPr>
         <w:pStyle w:val="Heading4"/>
@@ -6615,19 +6549,13 @@
         <w:pStyle w:val="BodyText"/>
       </w:pPr>
       <w:r>
-        <w:t xml:space="preserve">Brazilian prisons take a markedly different approach, offering structured sentence remission which is somewhat less discretionary in nature. Every three days of work reduces the sentence by one day; similar reductions can be earned through education and other structured activities. The Lei de Execução Penal (Penal Execution Law) provides that if a prisoner is found to have committed a serious infraction (</w:t>
-      </w:r>
-      <w:r>
-        <w:t xml:space="preserve">“falta grave”</w:t>
-      </w:r>
-      <w:r>
-        <w:t xml:space="preserve">) in prison, then a judge may revoke up to one-third of the time already remitted.</w:t>
+        <w:t xml:space="preserve">Brazilian prisons take a markedly different approach, offering structured sentence remission which is somewhat less discretionary in nature. Every three days of work reduces the sentence by one day; similar reductions can be earned through education and other structured activities. The Lei de Execução Penal (Penal Execution Law) provides that if a prisoner is found to have committed a serious infraction (“falta grave”) in prison, then a judge may revoke up to one-third of the time already remitted.</w:t>
       </w:r>
       <w:r>
         <w:rPr>
           <w:rStyle w:val="FootnoteReference"/>
         </w:rPr>
-        <w:footnoteReference w:id="103"/>
+        <w:footnoteReference w:id="92"/>
       </w:r>
     </w:p>
     <w:p>
@@ -6653,7 +6581,7 @@
         <w:rPr>
           <w:rStyle w:val="FootnoteReference"/>
         </w:rPr>
-        <w:footnoteReference w:id="104"/>
+        <w:footnoteReference w:id="93"/>
       </w:r>
       <w:r>
         <w:t xml:space="preserve"> </w:t>
@@ -6670,8 +6598,8 @@
         <w:t xml:space="preserve">These contrasting approaches highlight some key issues for the Review’s thinking about the use of sentence-based incentives in England &amp; Wales. The US experience suggests that unchecked staff discretion can undermine the legitimacy of incentive schemes, while the US practice of excluding serious offenders may limit the impact such incentives can make on prison populations. Brazil’s more structured approach offers clearer and more credible incentivisation in theory, and sends a strong message that compliance will be rewarded, but also indicates that operating remission schemes at scale can be administratively challenging. Both examples underline the importance of clear frameworks, consistent implementation, and adequate administrative capacity in any reform of sentence progression.</w:t>
       </w:r>
     </w:p>
-    <w:bookmarkEnd w:id="105"/>
-    <w:bookmarkStart w:id="107" w:name="X7b279a65482c393211f702ed068bad4f6a18736"/>
+    <w:bookmarkEnd w:id="94"/>
+    <w:bookmarkStart w:id="96" w:name="X7b279a65482c393211f702ed068bad4f6a18736"/>
     <w:p>
       <w:pPr>
         <w:pStyle w:val="Heading4"/>
@@ -6707,7 +6635,7 @@
         <w:rPr>
           <w:rStyle w:val="FootnoteReference"/>
         </w:rPr>
-        <w:footnoteReference w:id="106"/>
+        <w:footnoteReference w:id="95"/>
       </w:r>
     </w:p>
     <w:p>
@@ -6725,8 +6653,8 @@
         <w:t xml:space="preserve">. First, progression frameworks should offer clear, staged incentives linked to rehabilitative activities, while maintaining appropriate accountability through bounded discretion and effective oversight. Second, access to progression opportunities should be as universal as possible, supported by adequate provision of work, education and other meaningful activities. Third, implementation should be underpinned by streamlined administrative systems that can reliably record and recognize prisoner development while avoiding unnecessary complexity.</w:t>
       </w:r>
     </w:p>
-    <w:bookmarkEnd w:id="107"/>
-    <w:bookmarkStart w:id="108" w:name="Xa029ed0bf2694b9f6af97414fc91a53d58b12be"/>
+    <w:bookmarkEnd w:id="96"/>
+    <w:bookmarkStart w:id="97" w:name="Xa029ed0bf2694b9f6af97414fc91a53d58b12be"/>
     <w:p>
       <w:pPr>
         <w:pStyle w:val="Heading4"/>
@@ -6836,11 +6764,11 @@
         <w:br w:type="page"/>
       </w:r>
     </w:p>
-    <w:bookmarkEnd w:id="108"/>
-    <w:bookmarkEnd w:id="109"/>
-    <w:bookmarkEnd w:id="110"/>
-    <w:bookmarkEnd w:id="111"/>
-    <w:bookmarkStart w:id="129" w:name="references"/>
+    <w:bookmarkEnd w:id="97"/>
+    <w:bookmarkEnd w:id="98"/>
+    <w:bookmarkEnd w:id="99"/>
+    <w:bookmarkEnd w:id="100"/>
+    <w:bookmarkStart w:id="118" w:name="references"/>
     <w:p>
       <w:pPr>
         <w:pStyle w:val="Heading1"/>
@@ -6849,8 +6777,8 @@
         <w:t xml:space="preserve">References</w:t>
       </w:r>
     </w:p>
-    <w:bookmarkStart w:id="128" w:name="refs"/>
-    <w:bookmarkStart w:id="113" w:name="ref-padfieldFrontDoorBackdoor2014"/>
+    <w:bookmarkStart w:id="117" w:name="refs"/>
+    <w:bookmarkStart w:id="102" w:name="ref-padfieldFrontDoorBackdoor2014"/>
     <w:p>
       <w:pPr>
         <w:pStyle w:val="Bibliography"/>
@@ -6886,7 +6814,7 @@
         <w:t xml:space="preserve">Backdoor Sentencing</w:t>
       </w:r>
       <w:r>
-        <w:t xml:space="preserve">. In G. Bruinsma, &amp; D. Weisburd,eds.,</w:t>
+        <w:t xml:space="preserve">. In G. Bruinsma, &amp; D. Weisburd,eds,</w:t>
       </w:r>
       <w:r>
         <w:t xml:space="preserve"> </w:t>
@@ -6946,7 +6874,7 @@
       <w:r>
         <w:t xml:space="preserve">(New York, NY: Springer New York, 2014), pp. 1846–1855. https://doi.org/</w:t>
       </w:r>
-      <w:hyperlink r:id="rId112">
+      <w:hyperlink r:id="rId101">
         <w:r>
           <w:rPr>
             <w:rStyle w:val="Hyperlink"/>
@@ -6958,8 +6886,8 @@
         <w:t xml:space="preserve">.</w:t>
       </w:r>
     </w:p>
-    <w:bookmarkEnd w:id="113"/>
-    <w:bookmarkStart w:id="114" w:name="ref-icevlpMakingSenseSentencing2022"/>
+    <w:bookmarkEnd w:id="102"/>
+    <w:bookmarkStart w:id="103" w:name="ref-icevlpMakingSenseSentencing2022"/>
     <w:p>
       <w:pPr>
         <w:pStyle w:val="Bibliography"/>
@@ -7030,8 +6958,8 @@
         <w:t xml:space="preserve">, 2022).</w:t>
       </w:r>
     </w:p>
-    <w:bookmarkEnd w:id="114"/>
-    <w:bookmarkStart w:id="115" w:name="X6a930793a33cb557407da3768bade91857cc1d7"/>
+    <w:bookmarkEnd w:id="103"/>
+    <w:bookmarkStart w:id="104" w:name="X6a930793a33cb557407da3768bade91857cc1d7"/>
     <w:p>
       <w:pPr>
         <w:pStyle w:val="Bibliography"/>
@@ -7049,8 +6977,8 @@
         <w:t xml:space="preserve">Ministry of Justice, Story of the prison population 1993 to 2020. (2020).</w:t>
       </w:r>
     </w:p>
-    <w:bookmarkEnd w:id="115"/>
-    <w:bookmarkStart w:id="116" w:name="ref-rowlandCrisisPrisons2024"/>
+    <w:bookmarkEnd w:id="104"/>
+    <w:bookmarkStart w:id="105" w:name="ref-rowlandCrisisPrisons2024"/>
     <w:p>
       <w:pPr>
         <w:pStyle w:val="Bibliography"/>
@@ -7084,8 +7012,8 @@
         <w:t xml:space="preserve">(Institute for Government, 2024).</w:t>
       </w:r>
     </w:p>
-    <w:bookmarkEnd w:id="116"/>
-    <w:bookmarkStart w:id="118" w:name="ref-jarmanMakingProgressWhat2022"/>
+    <w:bookmarkEnd w:id="105"/>
+    <w:bookmarkStart w:id="107" w:name="ref-jarmanMakingProgressWhat2022"/>
     <w:p>
       <w:pPr>
         <w:pStyle w:val="Bibliography"/>
@@ -7167,7 +7095,7 @@
       <w:r>
         <w:t xml:space="preserve">(London: Prison Reform Trust, 2022). https://doi.org/</w:t>
       </w:r>
-      <w:hyperlink r:id="rId117">
+      <w:hyperlink r:id="rId106">
         <w:r>
           <w:rPr>
             <w:rStyle w:val="Hyperlink"/>
@@ -7179,8 +7107,8 @@
         <w:t xml:space="preserve">.</w:t>
       </w:r>
     </w:p>
-    <w:bookmarkEnd w:id="118"/>
-    <w:bookmarkStart w:id="119" w:name="ref-edgarNoLifeNo2020"/>
+    <w:bookmarkEnd w:id="107"/>
+    <w:bookmarkStart w:id="108" w:name="ref-edgarNoLifeNo2020"/>
     <w:p>
       <w:pPr>
         <w:pStyle w:val="Bibliography"/>
@@ -7256,8 +7184,8 @@
         <w:t xml:space="preserve">(London: Prison Reform Trust, 2020).</w:t>
       </w:r>
     </w:p>
-    <w:bookmarkEnd w:id="119"/>
-    <w:bookmarkStart w:id="120" w:name="ref-robertsPublicKnowledgeSentencing2022"/>
+    <w:bookmarkEnd w:id="108"/>
+    <w:bookmarkStart w:id="109" w:name="ref-robertsPublicKnowledgeSentencing2022"/>
     <w:p>
       <w:pPr>
         <w:pStyle w:val="Bibliography"/>
@@ -7291,8 +7219,8 @@
         <w:t xml:space="preserve">(London: Sentencing Academy, 2022).</w:t>
       </w:r>
     </w:p>
-    <w:bookmarkEnd w:id="120"/>
-    <w:bookmarkStart w:id="121" w:name="ref-robertsWhosPrisonWhats2024"/>
+    <w:bookmarkEnd w:id="109"/>
+    <w:bookmarkStart w:id="110" w:name="ref-robertsWhosPrisonWhats2024"/>
     <w:p>
       <w:pPr>
         <w:pStyle w:val="Bibliography"/>
@@ -7494,8 +7422,8 @@
         <w:t xml:space="preserve">(London: Sentencing Academy, 2024).</w:t>
       </w:r>
     </w:p>
-    <w:bookmarkEnd w:id="121"/>
-    <w:bookmarkStart w:id="123" w:name="X8cd1fb95b9c7cef8244d25c74a753a9571c044f"/>
+    <w:bookmarkEnd w:id="110"/>
+    <w:bookmarkStart w:id="112" w:name="X8cd1fb95b9c7cef8244d25c74a753a9571c044f"/>
     <w:p>
       <w:pPr>
         <w:pStyle w:val="Bibliography"/>
@@ -7531,7 +7459,7 @@
       <w:r>
         <w:t xml:space="preserve">, (2024). https://doi.org/</w:t>
       </w:r>
-      <w:hyperlink r:id="rId122">
+      <w:hyperlink r:id="rId111">
         <w:r>
           <w:rPr>
             <w:rStyle w:val="Hyperlink"/>
@@ -7543,8 +7471,8 @@
         <w:t xml:space="preserve">.</w:t>
       </w:r>
     </w:p>
-    <w:bookmarkEnd w:id="123"/>
-    <w:bookmarkStart w:id="125" w:name="ref-guineyMarginalGainsDiminishing2019"/>
+    <w:bookmarkEnd w:id="112"/>
+    <w:bookmarkStart w:id="114" w:name="ref-guineyMarginalGainsDiminishing2019"/>
     <w:p>
       <w:pPr>
         <w:pStyle w:val="Bibliography"/>
@@ -7623,7 +7551,7 @@
       <w:r>
         <w:t xml:space="preserve">(2019) 139–152. https://doi.org/</w:t>
       </w:r>
-      <w:hyperlink r:id="rId124">
+      <w:hyperlink r:id="rId113">
         <w:r>
           <w:rPr>
             <w:rStyle w:val="Hyperlink"/>
@@ -7635,8 +7563,8 @@
         <w:t xml:space="preserve">.</w:t>
       </w:r>
     </w:p>
-    <w:bookmarkEnd w:id="125"/>
-    <w:bookmarkStart w:id="126" w:name="Xf2576f8108d4dfca884350479ff3f94b379a7d7"/>
+    <w:bookmarkEnd w:id="114"/>
+    <w:bookmarkStart w:id="115" w:name="Xf2576f8108d4dfca884350479ff3f94b379a7d7"/>
     <w:p>
       <w:pPr>
         <w:pStyle w:val="Bibliography"/>
@@ -7651,7 +7579,7 @@
         <w:t xml:space="preserve">	</w:t>
       </w:r>
       <w:r>
-        <w:t xml:space="preserve">H. Kemshall, Dangerous offenders: Release and resettlement. In A. Hucklesby, &amp; L. Hagley-Dickinson,eds.,</w:t>
+        <w:t xml:space="preserve">H. Kemshall, Dangerous offenders: Release and resettlement. In A. Hucklesby, &amp; L. Hagley-Dickinson,eds,</w:t>
       </w:r>
       <w:r>
         <w:t xml:space="preserve"> </w:t>
@@ -7733,8 +7661,8 @@
         <w:t xml:space="preserve">(Cullompton: Willan, 2013), pp. 270–288.</w:t>
       </w:r>
     </w:p>
-    <w:bookmarkEnd w:id="126"/>
-    <w:bookmarkStart w:id="127" w:name="Xfa089967d99a5ec91966640dc70f33e4e99cfaa"/>
+    <w:bookmarkEnd w:id="115"/>
+    <w:bookmarkStart w:id="116" w:name="Xfa089967d99a5ec91966640dc70f33e4e99cfaa"/>
     <w:p>
       <w:pPr>
         <w:pStyle w:val="Bibliography"/>
@@ -7950,9 +7878,9 @@
         <w:t xml:space="preserve">(Manchester: HM Inspectorate of Probation, 2022).</w:t>
       </w:r>
     </w:p>
-    <w:bookmarkEnd w:id="127"/>
-    <w:bookmarkEnd w:id="128"/>
-    <w:bookmarkEnd w:id="129"/>
+    <w:bookmarkEnd w:id="116"/>
+    <w:bookmarkEnd w:id="117"/>
+    <w:bookmarkEnd w:id="118"/>
     <w:sectPr>
       <w:pgSz w:h="15840" w:w="12240"/>
       <w:pgMar w:bottom="1440" w:footer="720" w:gutter="0" w:header="720" w:left="1440" w:right="1440" w:top="1440"/>
@@ -7982,7 +7910,7 @@
       </w:r>
     </w:p>
   </w:footnote>
-  <w:footnote w:id="25">
+  <w:footnote w:id="14">
     <w:p>
       <w:pPr>
         <w:pStyle w:val="FootnoteText"/>
@@ -8001,7 +7929,7 @@
       </w:r>
     </w:p>
   </w:footnote>
-  <w:footnote w:id="26">
+  <w:footnote w:id="15">
     <w:p>
       <w:pPr>
         <w:pStyle w:val="FootnoteText"/>
@@ -8020,7 +7948,7 @@
       </w:r>
     </w:p>
   </w:footnote>
-  <w:footnote w:id="27">
+  <w:footnote w:id="16">
     <w:p>
       <w:pPr>
         <w:pStyle w:val="FootnoteText"/>
@@ -8039,7 +7967,7 @@
       </w:r>
     </w:p>
   </w:footnote>
-  <w:footnote w:id="28">
+  <w:footnote w:id="17">
     <w:p>
       <w:pPr>
         <w:pStyle w:val="FootnoteText"/>
@@ -8058,7 +7986,7 @@
       </w:r>
     </w:p>
   </w:footnote>
-  <w:footnote w:id="66">
+  <w:footnote w:id="55">
     <w:p>
       <w:pPr>
         <w:pStyle w:val="FootnoteText"/>
@@ -8077,7 +8005,7 @@
       </w:r>
     </w:p>
   </w:footnote>
-  <w:footnote w:id="67">
+  <w:footnote w:id="56">
     <w:p>
       <w:pPr>
         <w:pStyle w:val="FootnoteText"/>
@@ -8096,7 +8024,7 @@
       </w:r>
     </w:p>
   </w:footnote>
-  <w:footnote w:id="69">
+  <w:footnote w:id="58">
     <w:p>
       <w:pPr>
         <w:pStyle w:val="FootnoteText"/>
@@ -8115,7 +8043,7 @@
       </w:r>
     </w:p>
   </w:footnote>
-  <w:footnote w:id="70">
+  <w:footnote w:id="59">
     <w:p>
       <w:pPr>
         <w:pStyle w:val="FootnoteText"/>
@@ -8134,7 +8062,7 @@
       </w:r>
     </w:p>
   </w:footnote>
-  <w:footnote w:id="87">
+  <w:footnote w:id="76">
     <w:p>
       <w:pPr>
         <w:pStyle w:val="FootnoteText"/>
@@ -8153,7 +8081,7 @@
       </w:r>
     </w:p>
   </w:footnote>
-  <w:footnote w:id="100">
+  <w:footnote w:id="89">
     <w:p>
       <w:pPr>
         <w:pStyle w:val="FootnoteText"/>
@@ -8172,7 +8100,7 @@
       </w:r>
     </w:p>
   </w:footnote>
-  <w:footnote w:id="103">
+  <w:footnote w:id="92">
     <w:p>
       <w:pPr>
         <w:pStyle w:val="FootnoteText"/>
@@ -8187,17 +8115,11 @@
         <w:t xml:space="preserve"> </w:t>
       </w:r>
       <w:r>
-        <w:t xml:space="preserve">In Brazil, matters relating to the punishment, including the length of the sentence and the use of incentives, are overseen either by the original sentencing judge or by a judge appointed specifically to this role (</w:t>
-      </w:r>
-      <w:r>
-        <w:t xml:space="preserve">‘juiz da vara de execução penal’</w:t>
-      </w:r>
-      <w:r>
-        <w:t xml:space="preserve">). Brazil’s Supreme Court has upheld the arrangement whereby one-third of remission can be rescinded as constitutional.</w:t>
+        <w:t xml:space="preserve">In Brazil, matters relating to the punishment, including the length of the sentence and the use of incentives, are overseen either by the original sentencing judge or by a judge appointed specifically to this role (‘juiz da vara de execução penal’). Brazil’s Supreme Court has upheld the arrangement whereby one-third of remission can be rescinded as constitutional.</w:t>
       </w:r>
     </w:p>
   </w:footnote>
-  <w:footnote w:id="104">
+  <w:footnote w:id="93">
     <w:p>
       <w:pPr>
         <w:pStyle w:val="FootnoteText"/>
@@ -8216,7 +8138,7 @@
       </w:r>
     </w:p>
   </w:footnote>
-  <w:footnote w:id="106">
+  <w:footnote w:id="95">
     <w:p>
       <w:pPr>
         <w:pStyle w:val="FootnoteText"/>

--- a/publications/jarmanIndependentSentencingReview2025.docx
+++ b/publications/jarmanIndependentSentencingReview2025.docx
@@ -114,7 +114,7 @@
                     <a:graphicData uri="http://schemas.openxmlformats.org/drawingml/2006/picture">
                       <pic:pic>
                         <pic:nvPicPr>
-                          <pic:cNvPr descr="C:\Users\bmhja\scoop\apps\quarto\current\share\formats\docx\note.png" id="11" name="Picture"/>
+                          <pic:cNvPr descr="C:\Users\bmhj1v24\scoop\apps\quarto\current\share\formats\docx\note.png" id="11" name="Picture"/>
                           <pic:cNvPicPr>
                             <a:picLocks noChangeArrowheads="1" noChangeAspect="1"/>
                           </pic:cNvPicPr>
@@ -742,7 +742,7 @@
                     <a:graphicData uri="http://schemas.openxmlformats.org/drawingml/2006/picture">
                       <pic:pic>
                         <pic:nvPicPr>
-                          <pic:cNvPr descr="C:\Users\bmhja\scoop\apps\quarto\current\share\formats\docx\note.png" id="19" name="Picture"/>
+                          <pic:cNvPr descr="C:\Users\bmhj1v24\scoop\apps\quarto\current\share\formats\docx\note.png" id="19" name="Picture"/>
                           <pic:cNvPicPr>
                             <a:picLocks noChangeArrowheads="1" noChangeAspect="1"/>
                           </pic:cNvPicPr>
@@ -1126,7 +1126,7 @@
                     <a:graphicData uri="http://schemas.openxmlformats.org/drawingml/2006/picture">
                       <pic:pic>
                         <pic:nvPicPr>
-                          <pic:cNvPr descr="C:\Users\bmhja\scoop\apps\quarto\current\share\formats\docx\tip.png" id="35" name="Picture"/>
+                          <pic:cNvPr descr="C:\Users\bmhj1v24\scoop\apps\quarto\current\share\formats\docx\tip.png" id="35" name="Picture"/>
                           <pic:cNvPicPr>
                             <a:picLocks noChangeArrowheads="1" noChangeAspect="1"/>
                           </pic:cNvPicPr>
@@ -2171,7 +2171,7 @@
                     <a:graphicData uri="http://schemas.openxmlformats.org/drawingml/2006/picture">
                       <pic:pic>
                         <pic:nvPicPr>
-                          <pic:cNvPr descr="C:\Users\bmhja\scoop\apps\quarto\current\share\formats\docx\tip.png" id="48" name="Picture"/>
+                          <pic:cNvPr descr="C:\Users\bmhj1v24\scoop\apps\quarto\current\share\formats\docx\tip.png" id="48" name="Picture"/>
                           <pic:cNvPicPr>
                             <a:picLocks noChangeArrowheads="1" noChangeAspect="1"/>
                           </pic:cNvPicPr>
@@ -4283,7 +4283,7 @@
                     <a:graphicData uri="http://schemas.openxmlformats.org/drawingml/2006/picture">
                       <pic:pic>
                         <pic:nvPicPr>
-                          <pic:cNvPr descr="C:\Users\bmhja\scoop\apps\quarto\current\share\formats\docx\tip.png" id="67" name="Picture"/>
+                          <pic:cNvPr descr="C:\Users\bmhj1v24\scoop\apps\quarto\current\share\formats\docx\tip.png" id="67" name="Picture"/>
                           <pic:cNvPicPr>
                             <a:picLocks noChangeArrowheads="1" noChangeAspect="1"/>
                           </pic:cNvPicPr>
@@ -5615,7 +5615,7 @@
                     <a:graphicData uri="http://schemas.openxmlformats.org/drawingml/2006/picture">
                       <pic:pic>
                         <pic:nvPicPr>
-                          <pic:cNvPr descr="C:\Users\bmhja\scoop\apps\quarto\current\share\formats\docx\tip.png" id="84" name="Picture"/>
+                          <pic:cNvPr descr="C:\Users\bmhj1v24\scoop\apps\quarto\current\share\formats\docx\tip.png" id="84" name="Picture"/>
                           <pic:cNvPicPr>
                             <a:picLocks noChangeArrowheads="1" noChangeAspect="1"/>
                           </pic:cNvPicPr>
